--- a/livrables/lecons/placement-financier/2026-06-13_lecon-placement-financier_01_fondations-objectif-horizon-risque.docx
+++ b/livrables/lecons/placement-financier/2026-06-13_lecon-placement-financier_01_fondations-objectif-horizon-risque.docx
@@ -694,6 +694,17 @@
           <w:szCs w:val="22"/>
         </w:rPr>
         <w:t xml:space="preserve">n°02 — Le couple rendement / risque et la diversification (volatilité vs perte définitive, ne pas tout concentrer).</w:t>
+      </w:r>
+      <w:r>
+        <w:rPr>
+          <w:rFonts w:ascii="Times New Roman" w:cs="Times New Roman" w:eastAsia="Times New Roman" w:hAnsi="Times New Roman"/>
+          <w:i/>
+          <w:iCs/>
+          <w:color w:val="6B7280"/>
+          <w:sz w:val="20"/>
+          <w:szCs w:val="20"/>
+        </w:rPr>
+        <w:t xml:space="preserve"> Thèmes annoncés : rendement, risque, diversification, volatilité, perte définitive, concentration. [Ajouté le 26/09/2026 : cette ligne nomme, dans les termes de cette section même, ce que la leçon suivante devra traiter ou déclarer non traité. Elle est la condition du contrôle de continuité ajouté ce jour au prompt : sans elle, la leçon suivante ne peut pas être contrôlée sur ce qu'on lui a promis — c'est ce qui est arrivé entre la n°15 et la n°16.]</w:t>
       </w:r>
     </w:p>
     <w:p>

--- a/livrables/lecons/placement-financier/2026-06-13_lecon-placement-financier_01_fondations-objectif-horizon-risque.docx
+++ b/livrables/lecons/placement-financier/2026-06-13_lecon-placement-financier_01_fondations-objectif-horizon-risque.docx
@@ -225,7 +225,18 @@
           <w:sz w:val="22"/>
           <w:szCs w:val="22"/>
         </w:rPr>
-        <w:t xml:space="preserve">« Investir, c'est d'abord se connaître : son objectif, son horizon, son tempérament. » — d'après La finance pour tous (IEFP)</w:t>
+        <w:t xml:space="preserve">La page de La finance pour tous (IEFP) consacrée aux questions clefs avant d'investir s'intitule « Placements financiers : horizon, objectifs, tempérament » et s'ouvre ainsi : « Pour optimiser vos placements et choisir ceux qui correspondent le mieux à vos besoins, prenez le temps de déterminer vos grands projets de vie, et le temps que vous avez devant vous pour les mettre en œuvre. De même, interrogez-vous sur votre rapport au risque. »</w:t>
+      </w:r>
+      <w:r>
+        <w:rPr>
+          <w:rFonts w:ascii="Times New Roman" w:cs="Times New Roman" w:eastAsia="Times New Roman" w:hAnsi="Times New Roman"/>
+          <w:i/>
+          <w:iCs/>
+          <w:color w:val="6B7280"/>
+          <w:sz w:val="20"/>
+          <w:szCs w:val="20"/>
+        </w:rPr>
+        <w:t xml:space="preserve"> [Corrigé le 26/09/2026 : la leçon écrivait, entre guillemets et « d'après La finance pour tous (IEFP) » : « Investir, c'est d'abord se connaître : son objectif, son horizon, son tempérament. » Page rouverte le 26/09/2026 : « se connaître » y compte ZÉRO occurrence — c'était une reformulation présentée comme une citation. Le FOND était juste, et la page dit mieux : son titre nomme les trois mêmes notions, et sa phrase d'ouverture, reproduite ci-dessus mot pour mot, dit exactement ce que la leçon voulait faire dire.]</w:t>
       </w:r>
     </w:p>
     <w:p>
@@ -720,6 +731,47 @@
           <w:szCs w:val="16"/>
         </w:rPr>
         <w:t xml:space="preserve">Leçon générée le 13/06/2026 • Parcours d'apprentissage progressif • éducation financière (sans conseil personnalisé) • n°01 / fondations-objectif-horizon-risque</w:t>
+      </w:r>
+    </w:p>
+    <w:p>
+      <w:pPr>
+        <w:spacing w:after="120" w:before="360" w:line="276"/>
+      </w:pPr>
+      <w:r>
+        <w:rPr>
+          <w:rFonts w:ascii="Times New Roman" w:cs="Times New Roman" w:eastAsia="Times New Roman" w:hAnsi="Times New Roman"/>
+          <w:b/>
+          <w:bCs/>
+          <w:color w:val="1F2937"/>
+          <w:sz w:val="22"/>
+          <w:szCs w:val="22"/>
+        </w:rPr>
+        <w:t xml:space="preserve">📝 Journal des corrections — 25 septembre 2026</w:t>
+      </w:r>
+    </w:p>
+    <w:p>
+      <w:pPr>
+        <w:spacing w:after="60" w:before="60" w:line="276"/>
+      </w:pPr>
+      <w:r>
+        <w:rPr>
+          <w:rFonts w:ascii="Times New Roman" w:cs="Times New Roman" w:eastAsia="Times New Roman" w:hAnsi="Times New Roman"/>
+          <w:b/>
+          <w:bCs/>
+          <w:color w:val="1F2937"/>
+          <w:sz w:val="22"/>
+          <w:szCs w:val="22"/>
+        </w:rPr>
+        <w:t xml:space="preserve">Une reformulation présentée comme une citation.</w:t>
+      </w:r>
+      <w:r>
+        <w:rPr>
+          <w:rFonts w:ascii="Times New Roman" w:cs="Times New Roman" w:eastAsia="Times New Roman" w:hAnsi="Times New Roman"/>
+          <w:color w:val="1F2937"/>
+          <w:sz w:val="22"/>
+          <w:szCs w:val="22"/>
+        </w:rPr>
+        <w:t xml:space="preserve"> « Investir, c'est d'abord se connaître : son objectif, son horizon, son tempérament. » — d'après La finance pour tous (IEFP). Page rouverte le 26/09/2026 : zéro occurrence de « se connaître ». Le fond était juste — le titre de la page est « Placements financiers : horizon, objectifs, tempérament » — mais la phrase était de la leçon, pas de la source. Elle est remplacée par le titre réel et par la phrase d'ouverture de la page, reproduits mot pour mot.</w:t>
       </w:r>
     </w:p>
     <w:sectPr>
